--- a/6lab FED/java6lab.docx
+++ b/6lab FED/java6lab.docx
@@ -4102,41 +4102,20 @@
           <w:rFonts w:ascii="Times New Roman" w:hAnsi="Times New Roman" w:cs="Times New Roman"/>
           <w:sz w:val="28"/>
           <w:szCs w:val="28"/>
-          <w:lang w:val="en-US"/>
         </w:rPr>
         <w:lastRenderedPageBreak/>
-        <w:t xml:space="preserve">6 </w:t>
-      </w:r>
-      <w:r>
-        <w:rPr>
-          <w:rFonts w:ascii="Times New Roman" w:hAnsi="Times New Roman" w:cs="Times New Roman"/>
-          <w:sz w:val="28"/>
-          <w:szCs w:val="28"/>
-        </w:rPr>
-        <w:t>Методика испытаний</w:t>
-      </w:r>
-    </w:p>
-    <w:p>
-      <w:pPr>
-        <w:spacing w:after="0" w:line="360" w:lineRule="auto"/>
-        <w:ind w:firstLine="709"/>
-        <w:jc w:val="both"/>
-        <w:rPr>
-          <w:rFonts w:ascii="Times New Roman" w:hAnsi="Times New Roman" w:cs="Times New Roman"/>
-          <w:sz w:val="28"/>
-          <w:szCs w:val="28"/>
-        </w:rPr>
-      </w:pPr>
-      <w:r>
-        <w:rPr>
-          <w:rFonts w:ascii="Times New Roman" w:hAnsi="Times New Roman" w:cs="Times New Roman"/>
-          <w:sz w:val="28"/>
-          <w:szCs w:val="28"/>
-        </w:rPr>
         <w:drawing>
-          <wp:inline distT="0" distB="0" distL="0" distR="0" wp14:anchorId="452D0297" wp14:editId="2E4BFE02">
-            <wp:extent cx="5562600" cy="1243438"/>
-            <wp:effectExtent l="0" t="0" r="0" b="0"/>
+          <wp:anchor distT="0" distB="0" distL="114300" distR="114300" simplePos="0" relativeHeight="251658240" behindDoc="0" locked="0" layoutInCell="1" allowOverlap="1" wp14:anchorId="0258072B" wp14:editId="501E4C0D">
+            <wp:simplePos x="0" y="0"/>
+            <wp:positionH relativeFrom="column">
+              <wp:posOffset>172085</wp:posOffset>
+            </wp:positionH>
+            <wp:positionV relativeFrom="paragraph">
+              <wp:posOffset>309880</wp:posOffset>
+            </wp:positionV>
+            <wp:extent cx="5940425" cy="2298065"/>
+            <wp:effectExtent l="0" t="0" r="3175" b="6985"/>
+            <wp:wrapTopAndBottom/>
             <wp:docPr id="1" name="Рисунок 1"/>
             <wp:cNvGraphicFramePr>
               <a:graphicFrameLocks xmlns:a="http://schemas.openxmlformats.org/drawingml/2006/main" noChangeAspect="1"/>
@@ -4149,7 +4128,13 @@
                     <pic:cNvPicPr/>
                   </pic:nvPicPr>
                   <pic:blipFill>
-                    <a:blip r:embed="rId9"/>
+                    <a:blip r:embed="rId9" cstate="print">
+                      <a:extLst>
+                        <a:ext uri="{28A0092B-C50C-407E-A947-70E740481C1C}">
+                          <a14:useLocalDpi xmlns:a14="http://schemas.microsoft.com/office/drawing/2010/main" val="0"/>
+                        </a:ext>
+                      </a:extLst>
+                    </a:blip>
                     <a:stretch>
                       <a:fillRect/>
                     </a:stretch>
@@ -4157,7 +4142,7 @@
                   <pic:spPr>
                     <a:xfrm>
                       <a:off x="0" y="0"/>
-                      <a:ext cx="5559629" cy="1242774"/>
+                      <a:ext cx="5940425" cy="2298065"/>
                     </a:xfrm>
                     <a:prstGeom prst="rect">
                       <a:avLst/>
@@ -4166,8 +4151,31 @@
                 </pic:pic>
               </a:graphicData>
             </a:graphic>
-          </wp:inline>
+            <wp14:sizeRelH relativeFrom="page">
+              <wp14:pctWidth>0</wp14:pctWidth>
+            </wp14:sizeRelH>
+            <wp14:sizeRelV relativeFrom="page">
+              <wp14:pctHeight>0</wp14:pctHeight>
+            </wp14:sizeRelV>
+          </wp:anchor>
         </w:drawing>
+      </w:r>
+      <w:r>
+        <w:rPr>
+          <w:rFonts w:ascii="Times New Roman" w:hAnsi="Times New Roman" w:cs="Times New Roman"/>
+          <w:sz w:val="28"/>
+          <w:szCs w:val="28"/>
+          <w:lang w:val="en-US"/>
+        </w:rPr>
+        <w:t xml:space="preserve">6 </w:t>
+      </w:r>
+      <w:r>
+        <w:rPr>
+          <w:rFonts w:ascii="Times New Roman" w:hAnsi="Times New Roman" w:cs="Times New Roman"/>
+          <w:sz w:val="28"/>
+          <w:szCs w:val="28"/>
+        </w:rPr>
+        <w:t>Методика испытаний</w:t>
       </w:r>
     </w:p>
     <w:p>
@@ -4179,26 +4187,8 @@
           <w:rFonts w:ascii="Times New Roman" w:hAnsi="Times New Roman" w:cs="Times New Roman"/>
           <w:sz w:val="28"/>
           <w:szCs w:val="28"/>
-          <w:lang w:val="en-US"/>
-        </w:rPr>
-      </w:pPr>
-      <w:r>
-        <w:rPr>
-          <w:rFonts w:ascii="Times New Roman" w:hAnsi="Times New Roman" w:cs="Times New Roman"/>
-          <w:sz w:val="28"/>
-          <w:szCs w:val="28"/>
-        </w:rPr>
-        <w:t xml:space="preserve">Рисунок 2 – Трекинг работы сети через перехват пакетов локальной сети в программе </w:t>
-      </w:r>
-      <w:r>
-        <w:rPr>
-          <w:rFonts w:ascii="Times New Roman" w:hAnsi="Times New Roman" w:cs="Times New Roman"/>
-          <w:sz w:val="28"/>
-          <w:szCs w:val="28"/>
-          <w:lang w:val="en-US"/>
-        </w:rPr>
-        <w:t>Wireshark</w:t>
-      </w:r>
+        </w:rPr>
+      </w:pPr>
     </w:p>
     <w:p>
       <w:pPr>
@@ -4218,6 +4208,36 @@
           <w:sz w:val="28"/>
           <w:szCs w:val="28"/>
         </w:rPr>
+        <w:t xml:space="preserve">Рисунок 2 – Трекинг работы сети через перехват пакетов локальной сети в программе </w:t>
+      </w:r>
+      <w:r>
+        <w:rPr>
+          <w:rFonts w:ascii="Times New Roman" w:hAnsi="Times New Roman" w:cs="Times New Roman"/>
+          <w:sz w:val="28"/>
+          <w:szCs w:val="28"/>
+          <w:lang w:val="en-US"/>
+        </w:rPr>
+        <w:t>Wireshark</w:t>
+      </w:r>
+    </w:p>
+    <w:p>
+      <w:pPr>
+        <w:spacing w:after="0" w:line="360" w:lineRule="auto"/>
+        <w:ind w:firstLine="709"/>
+        <w:jc w:val="both"/>
+        <w:rPr>
+          <w:rFonts w:ascii="Times New Roman" w:hAnsi="Times New Roman" w:cs="Times New Roman"/>
+          <w:sz w:val="28"/>
+          <w:szCs w:val="28"/>
+          <w:lang w:val="en-US"/>
+        </w:rPr>
+      </w:pPr>
+      <w:r>
+        <w:rPr>
+          <w:rFonts w:ascii="Times New Roman" w:hAnsi="Times New Roman" w:cs="Times New Roman"/>
+          <w:sz w:val="28"/>
+          <w:szCs w:val="28"/>
+        </w:rPr>
         <w:t xml:space="preserve">Перехваченный во время работы приложения пакет соответствует вычисляемой операции. Протокол так же был использован верно – </w:t>
       </w:r>
       <w:r>
@@ -4238,6 +4258,7 @@
           <w:szCs w:val="28"/>
         </w:rPr>
       </w:pPr>
+      <w:bookmarkStart w:id="0" w:name="_GoBack"/>
       <w:r>
         <w:rPr>
           <w:rFonts w:ascii="Times New Roman" w:hAnsi="Times New Roman" w:cs="Times New Roman"/>
@@ -4245,10 +4266,10 @@
           <w:szCs w:val="28"/>
         </w:rPr>
         <w:drawing>
-          <wp:inline distT="0" distB="0" distL="0" distR="0" wp14:anchorId="087D2AD0" wp14:editId="03755996">
-            <wp:extent cx="5940425" cy="2498424"/>
+          <wp:inline distT="0" distB="0" distL="0" distR="0" wp14:anchorId="17FE7378" wp14:editId="05B8274B">
+            <wp:extent cx="5940425" cy="2858725"/>
             <wp:effectExtent l="0" t="0" r="3175" b="0"/>
-            <wp:docPr id="4" name="Рисунок 4"/>
+            <wp:docPr id="5" name="Рисунок 5"/>
             <wp:cNvGraphicFramePr>
               <a:graphicFrameLocks xmlns:a="http://schemas.openxmlformats.org/drawingml/2006/main" noChangeAspect="1"/>
             </wp:cNvGraphicFramePr>
@@ -4260,7 +4281,13 @@
                     <pic:cNvPicPr/>
                   </pic:nvPicPr>
                   <pic:blipFill>
-                    <a:blip r:embed="rId10"/>
+                    <a:blip r:embed="rId10" cstate="print">
+                      <a:extLst>
+                        <a:ext uri="{28A0092B-C50C-407E-A947-70E740481C1C}">
+                          <a14:useLocalDpi xmlns:a14="http://schemas.microsoft.com/office/drawing/2010/main" val="0"/>
+                        </a:ext>
+                      </a:extLst>
+                    </a:blip>
                     <a:stretch>
                       <a:fillRect/>
                     </a:stretch>
@@ -4268,7 +4295,7 @@
                   <pic:spPr>
                     <a:xfrm>
                       <a:off x="0" y="0"/>
-                      <a:ext cx="5940425" cy="2498424"/>
+                      <a:ext cx="5940425" cy="2858725"/>
                     </a:xfrm>
                     <a:prstGeom prst="rect">
                       <a:avLst/>
@@ -4280,6 +4307,7 @@
           </wp:inline>
         </w:drawing>
       </w:r>
+      <w:bookmarkEnd w:id="0"/>
       <w:r>
         <w:rPr>
           <w:rFonts w:ascii="Times New Roman" w:hAnsi="Times New Roman" w:cs="Times New Roman"/>
@@ -4288,8 +4316,6 @@
         </w:rPr>
         <w:t>Рисунок 3. Сопоставление</w:t>
       </w:r>
-      <w:bookmarkStart w:id="0" w:name="_GoBack"/>
-      <w:bookmarkEnd w:id="0"/>
       <w:r>
         <w:rPr>
           <w:rFonts w:ascii="Times New Roman" w:hAnsi="Times New Roman" w:cs="Times New Roman"/>
@@ -4553,7 +4579,7 @@
           <w:rPr>
             <w:noProof/>
           </w:rPr>
-          <w:t>11</w:t>
+          <w:t>10</w:t>
         </w:r>
         <w:r>
           <w:fldChar w:fldCharType="end"/>
@@ -5926,6 +5952,7 @@
   <w:style w:type="character" w:default="1" w:styleId="a0">
     <w:name w:val="Default Paragraph Font"/>
     <w:uiPriority w:val="1"/>
+    <w:semiHidden/>
     <w:unhideWhenUsed/>
   </w:style>
   <w:style w:type="table" w:default="1" w:styleId="a1">
@@ -6235,6 +6262,7 @@
   <w:style w:type="character" w:default="1" w:styleId="a0">
     <w:name w:val="Default Paragraph Font"/>
     <w:uiPriority w:val="1"/>
+    <w:semiHidden/>
     <w:unhideWhenUsed/>
   </w:style>
   <w:style w:type="table" w:default="1" w:styleId="a1">

--- a/6lab FED/java6lab.docx
+++ b/6lab FED/java6lab.docx
@@ -4100,8 +4100,10 @@
       <w:r>
         <w:rPr>
           <w:rFonts w:ascii="Times New Roman" w:hAnsi="Times New Roman" w:cs="Times New Roman"/>
-          <w:sz w:val="28"/>
-          <w:szCs w:val="28"/>
+          <w:noProof/>
+          <w:sz w:val="28"/>
+          <w:szCs w:val="28"/>
+          <w:lang w:eastAsia="ru-RU"/>
         </w:rPr>
         <w:lastRenderedPageBreak/>
         <w:drawing>
@@ -4238,7 +4240,41 @@
           <w:sz w:val="28"/>
           <w:szCs w:val="28"/>
         </w:rPr>
-        <w:t xml:space="preserve">Перехваченный во время работы приложения пакет соответствует вычисляемой операции. Протокол так же был использован верно – </w:t>
+        <w:t>Перехваченный во время работы приложения пакет соответствует вычисляемой операции</w:t>
+      </w:r>
+      <w:r>
+        <w:rPr>
+          <w:rFonts w:ascii="Times New Roman" w:hAnsi="Times New Roman" w:cs="Times New Roman"/>
+          <w:sz w:val="28"/>
+          <w:szCs w:val="28"/>
+        </w:rPr>
+        <w:t xml:space="preserve">, так как подходит под выбранный фильтр </w:t>
+      </w:r>
+      <w:r>
+        <w:rPr>
+          <w:rFonts w:ascii="Times New Roman" w:hAnsi="Times New Roman" w:cs="Times New Roman"/>
+          <w:sz w:val="28"/>
+          <w:szCs w:val="28"/>
+        </w:rPr>
+        <w:t>udp.port == 5000 || udp.port == 6000</w:t>
+      </w:r>
+      <w:r>
+        <w:rPr>
+          <w:rFonts w:ascii="Times New Roman" w:hAnsi="Times New Roman" w:cs="Times New Roman"/>
+          <w:sz w:val="28"/>
+          <w:szCs w:val="28"/>
+        </w:rPr>
+        <w:t xml:space="preserve"> и содержит наши данные</w:t>
+      </w:r>
+      <w:bookmarkStart w:id="0" w:name="_GoBack"/>
+      <w:bookmarkEnd w:id="0"/>
+      <w:r>
+        <w:rPr>
+          <w:rFonts w:ascii="Times New Roman" w:hAnsi="Times New Roman" w:cs="Times New Roman"/>
+          <w:sz w:val="28"/>
+          <w:szCs w:val="28"/>
+        </w:rPr>
+        <w:t xml:space="preserve">. Протокол так же был использован верно – </w:t>
       </w:r>
       <w:r>
         <w:rPr>
@@ -4258,12 +4294,13 @@
           <w:szCs w:val="28"/>
         </w:rPr>
       </w:pPr>
-      <w:bookmarkStart w:id="0" w:name="_GoBack"/>
-      <w:r>
-        <w:rPr>
-          <w:rFonts w:ascii="Times New Roman" w:hAnsi="Times New Roman" w:cs="Times New Roman"/>
-          <w:sz w:val="28"/>
-          <w:szCs w:val="28"/>
+      <w:r>
+        <w:rPr>
+          <w:rFonts w:ascii="Times New Roman" w:hAnsi="Times New Roman" w:cs="Times New Roman"/>
+          <w:noProof/>
+          <w:sz w:val="28"/>
+          <w:szCs w:val="28"/>
+          <w:lang w:eastAsia="ru-RU"/>
         </w:rPr>
         <w:drawing>
           <wp:inline distT="0" distB="0" distL="0" distR="0" wp14:anchorId="17FE7378" wp14:editId="05B8274B">
@@ -4307,7 +4344,6 @@
           </wp:inline>
         </w:drawing>
       </w:r>
-      <w:bookmarkEnd w:id="0"/>
       <w:r>
         <w:rPr>
           <w:rFonts w:ascii="Times New Roman" w:hAnsi="Times New Roman" w:cs="Times New Roman"/>
